--- a/docs/questions/qs-introtorearrange.docx
+++ b/docs/questions/qs-introtorearrange.docx
@@ -52,7 +52,7 @@
         </w:rPr>
         <w:t xml:space="preserve"> </w:t>
       </w:r>
-      <w:hyperlink r:id="rId20">
+      <w:hyperlink r:id="rId9">
         <w:r>
           <w:rPr>
             <w:rStyle w:val="Hyperlink"/>
@@ -70,7 +70,7 @@
         <w:t xml:space="preserve">.</w:t>
       </w:r>
     </w:p>
-    <w:bookmarkStart w:id="21" w:name="q1"/>
+    <w:bookmarkStart w:id="10" w:name="q1"/>
     <w:p>
       <w:pPr>
         <w:pStyle w:val="Heading2"/>
@@ -1346,8 +1346,8 @@
         <w:t xml:space="preserve">.</w:t>
       </w:r>
     </w:p>
-    <w:bookmarkEnd w:id="21"/>
-    <w:bookmarkStart w:id="23" w:name="q2"/>
+    <w:bookmarkEnd w:id="10"/>
+    <w:bookmarkStart w:id="12" w:name="q2"/>
     <w:p>
       <w:pPr>
         <w:pStyle w:val="Heading2"/>
@@ -1366,7 +1366,7 @@
       <w:r>
         <w:t xml:space="preserve"> </w:t>
       </w:r>
-      <w:hyperlink r:id="rId20">
+      <w:hyperlink r:id="rId9">
         <w:r>
           <w:rPr>
             <w:rStyle w:val="Hyperlink"/>
@@ -1571,7 +1571,7 @@
       <w:pPr>
         <w:pStyle w:val="FirstParagraph"/>
       </w:pPr>
-      <w:hyperlink r:id="rId22">
+      <w:hyperlink r:id="rId11">
         <w:r>
           <w:rPr>
             <w:rStyle w:val="Hyperlink"/>
@@ -1587,8 +1587,8 @@
         </w:pict>
       </w:r>
     </w:p>
-    <w:bookmarkEnd w:id="23"/>
-    <w:bookmarkStart w:id="25" w:name="version-history-and-licensing"/>
+    <w:bookmarkEnd w:id="12"/>
+    <w:bookmarkStart w:id="14" w:name="version-history-and-licensing"/>
     <w:p>
       <w:pPr>
         <w:pStyle w:val="Heading2"/>
@@ -1621,7 +1621,7 @@
       <w:pPr>
         <w:pStyle w:val="FirstParagraph"/>
       </w:pPr>
-      <w:hyperlink r:id="rId24">
+      <w:hyperlink r:id="rId13">
         <w:r>
           <w:rPr>
             <w:rStyle w:val="Hyperlink"/>
@@ -1630,7 +1630,7 @@
         </w:r>
       </w:hyperlink>
     </w:p>
-    <w:bookmarkEnd w:id="25"/>
+    <w:bookmarkEnd w:id="14"/>
     <w:sectPr>
       <w:pgSz w:h="15840" w:w="12240"/>
       <w:pgMar w:bottom="1440" w:footer="720" w:gutter="0" w:header="720" w:left="1440" w:right="1440" w:top="1440"/>
